--- a/docassemble/AKA2JBranding/data/templates/let_court_party_know_you_agree_content.docx
+++ b/docassemble/AKA2JBranding/data/templates/let_court_party_know_you_agree_content.docx
@@ -167,19 +167,25 @@
         <w:rPr>
           <w:color w:val="FF0000"/>
         </w:rPr>
-        <w:t xml:space="preserve"> elif type_of_response == 'modify' and type_of_modification.any_true('child support', 'custody') and type_of_modification.any_true('spousal support', </w:t>
-      </w:r>
-      <w:r>
-        <w:rPr>
-          <w:color w:val="FF66FF"/>
-        </w:rPr>
-        <w:t>‘other’</w:t>
+        <w:t xml:space="preserve"> elif type_of_response == 'modify' and type_of_modification.any_true('child support', 'custody') and type_of_modification</w:t>
       </w:r>
       <w:r>
         <w:rPr>
           <w:color w:val="FF0000"/>
         </w:rPr>
-        <w:t>)</w:t>
+        <w:t>[</w:t>
+      </w:r>
+      <w:r>
+        <w:rPr>
+          <w:color w:val="FF0000"/>
+        </w:rPr>
+        <w:t>'spousal support'</w:t>
+      </w:r>
+      <w:r>
+        <w:rPr>
+          <w:color w:val="FF0000"/>
+        </w:rPr>
+        <w:t>]</w:t>
       </w:r>
       <w:r>
         <w:rPr>
@@ -243,6 +249,9 @@
     <w:p>
       <w:pPr>
         <w:pStyle w:val="Body"/>
+        <w:rPr>
+          <w:color w:val="000000"/>
+        </w:rPr>
       </w:pPr>
       <w:r>
         <w:rPr>
@@ -260,35 +269,114 @@
         <w:rPr>
           <w:color w:val="FF0000"/>
         </w:rPr>
-        <w:t xml:space="preserve"> elif </w:t>
+        <w:t xml:space="preserve"> elif type_of_response == 'modify' and </w:t>
       </w:r>
       <w:proofErr w:type="spellStart"/>
       <w:r>
         <w:rPr>
           <w:color w:val="FF0000"/>
         </w:rPr>
-        <w:t>middle_of_case</w:t>
+        <w:t>type_of_modification.</w:t>
+      </w:r>
+      <w:r>
+        <w:rPr>
+          <w:color w:val="FF0000"/>
+        </w:rPr>
+        <w:t>all</w:t>
+      </w:r>
+      <w:r>
+        <w:rPr>
+          <w:color w:val="FF0000"/>
+        </w:rPr>
+        <w:t>_true</w:t>
       </w:r>
       <w:proofErr w:type="spellEnd"/>
       <w:r>
         <w:rPr>
           <w:color w:val="FF0000"/>
         </w:rPr>
-        <w:t xml:space="preserve"> == 'no' and type_of_response == 'set aside' and </w:t>
-      </w:r>
-      <w:proofErr w:type="spellStart"/>
+        <w:t>(</w:t>
+      </w:r>
+      <w:r>
+        <w:rPr>
+          <w:color w:val="FF66FF"/>
+        </w:rPr>
+        <w:t>‘other’</w:t>
+      </w:r>
+      <w:r>
+        <w:rPr>
+          <w:color w:val="FF66FF"/>
+        </w:rPr>
+        <w:t>, exclusive == True</w:t>
+      </w:r>
       <w:r>
         <w:rPr>
           <w:color w:val="FF0000"/>
         </w:rPr>
-        <w:t>respond_to_set_aside</w:t>
-      </w:r>
-      <w:proofErr w:type="spellEnd"/>
+        <w:t>)</w:t>
+      </w:r>
       <w:r>
         <w:rPr>
           <w:color w:val="FF0000"/>
         </w:rPr>
-        <w:t xml:space="preserve">  == 'agree' %}</w:t>
+        <w:t xml:space="preserve"> %}</w:t>
+      </w:r>
+    </w:p>
+    <w:p>
+      <w:pPr>
+        <w:pStyle w:val="Body"/>
+        <w:rPr>
+          <w:color w:val="000000"/>
+        </w:rPr>
+      </w:pPr>
+      <w:r>
+        <w:rPr>
+          <w:color w:val="000000"/>
+        </w:rPr>
+        <w:t xml:space="preserve">If {{ other_party_in_case }} files a </w:t>
+      </w:r>
+      <w:r>
+        <w:rPr>
+          <w:b/>
+          <w:color w:val="000000"/>
+        </w:rPr>
+        <w:t>Motion to</w:t>
+      </w:r>
+      <w:r>
+        <w:rPr>
+          <w:b/>
+          <w:color w:val="000000"/>
+        </w:rPr>
+        <w:t xml:space="preserve"> Modify</w:t>
+      </w:r>
+      <w:r>
+        <w:rPr>
+          <w:color w:val="000000"/>
+        </w:rPr>
+        <w:t>, and you agree, you have options:</w:t>
+      </w:r>
+    </w:p>
+    <w:p>
+      <w:pPr>
+        <w:pStyle w:val="Body"/>
+      </w:pPr>
+      <w:r>
+        <w:rPr>
+          <w:color w:val="FF0000"/>
+        </w:rPr>
+        <w:t>{%</w:t>
+      </w:r>
+      <w:r>
+        <w:rPr>
+          <w:color w:val="FF0000"/>
+        </w:rPr>
+        <w:t>p</w:t>
+      </w:r>
+      <w:r>
+        <w:rPr>
+          <w:color w:val="FF0000"/>
+        </w:rPr>
+        <w:t xml:space="preserve"> elif middle_of_case == 'no' and type_of_response == 'set aside' and respond_to_set_aside  == 'agree' %}</w:t>
       </w:r>
     </w:p>
     <w:p>
@@ -801,58 +889,45 @@
         <w:t xml:space="preserve"> See {</w:t>
       </w:r>
       <w:r>
+        <w:t xml:space="preserve">{ respond_in_writing_step.subject </w:t>
+      </w:r>
+      <w:r>
+        <w:t>}</w:t>
+      </w:r>
+      <w:r>
+        <w:t xml:space="preserve">}, </w:t>
+      </w:r>
+      <w:r>
+        <w:t>{</w:t>
+      </w:r>
+      <w:r>
+        <w:t>{ truefiling_file_and_serve_step.subject }</w:t>
+      </w:r>
+      <w:r>
+        <w:t>}</w:t>
+      </w:r>
+      <w:r>
+        <w:t xml:space="preserve"> and </w:t>
+      </w:r>
+      <w:r>
+        <w:t>{</w:t>
+      </w:r>
+      <w:r>
         <w:t xml:space="preserve">{ </w:t>
       </w:r>
       <w:proofErr w:type="spellStart"/>
       <w:r>
-        <w:t>respond_in_writing_step.subject</w:t>
+        <w:t>truefiling_serve_step.subject</w:t>
       </w:r>
       <w:proofErr w:type="spellEnd"/>
       <w:r>
-        <w:t xml:space="preserve"> </w:t>
+        <w:t xml:space="preserve"> }</w:t>
       </w:r>
       <w:r>
         <w:t>}</w:t>
       </w:r>
       <w:r>
-        <w:t xml:space="preserve">}, </w:t>
-      </w:r>
-      <w:r>
-        <w:t>{</w:t>
-      </w:r>
-      <w:r>
-        <w:t xml:space="preserve">{ </w:t>
-      </w:r>
-      <w:proofErr w:type="spellStart"/>
-      <w:r>
-        <w:t>truefiling_file_and_serve_step.subject</w:t>
-      </w:r>
-      <w:proofErr w:type="spellEnd"/>
-      <w:r>
-        <w:t xml:space="preserve"> }</w:t>
-      </w:r>
-      <w:r>
-        <w:t>}</w:t>
-      </w:r>
-      <w:r>
-        <w:t xml:space="preserve"> and </w:t>
-      </w:r>
-      <w:r>
-        <w:t>{</w:t>
-      </w:r>
-      <w:r>
-        <w:t xml:space="preserve">{ </w:t>
-      </w:r>
-      <w:proofErr w:type="spellStart"/>
-      <w:r>
-        <w:t>truefiling_serve_step.subject</w:t>
-      </w:r>
-      <w:proofErr w:type="spellEnd"/>
-      <w:r>
-        <w:t xml:space="preserve"> }</w:t>
-      </w:r>
-      <w:r>
-        <w:t>}</w:t>
+        <w:t>.</w:t>
       </w:r>
     </w:p>
     <w:p>
@@ -957,15 +1032,7 @@
         <w:t>{</w:t>
       </w:r>
       <w:r>
-        <w:t xml:space="preserve">{ </w:t>
-      </w:r>
-      <w:proofErr w:type="spellStart"/>
-      <w:r>
-        <w:t>file_agreement_step.subject</w:t>
-      </w:r>
-      <w:proofErr w:type="spellEnd"/>
-      <w:r>
-        <w:t xml:space="preserve"> }</w:t>
+        <w:t>{ file_agreement_step.subject }</w:t>
       </w:r>
       <w:r>
         <w:t>}</w:t>
@@ -1085,7 +1152,11 @@
         <w:t>deliver</w:t>
       </w:r>
       <w:r>
-        <w:t xml:space="preserve">y. If you were served by mail, you have </w:t>
+        <w:t xml:space="preserve">y. If you were served by </w:t>
+      </w:r>
+      <w:r>
+        <w:lastRenderedPageBreak/>
+        <w:t xml:space="preserve">mail, you have </w:t>
       </w:r>
       <w:r>
         <w:rPr>

--- a/docassemble/AKA2JBranding/data/templates/let_court_party_know_you_agree_content.docx
+++ b/docassemble/AKA2JBranding/data/templates/let_court_party_know_you_agree_content.docx
@@ -301,13 +301,31 @@
         <w:rPr>
           <w:color w:val="FF66FF"/>
         </w:rPr>
-        <w:t>‘other’</w:t>
+        <w:t>'</w:t>
       </w:r>
       <w:r>
         <w:rPr>
           <w:color w:val="FF66FF"/>
         </w:rPr>
-        <w:t>, exclusive == True</w:t>
+        <w:t>other</w:t>
+      </w:r>
+      <w:r>
+        <w:rPr>
+          <w:color w:val="FF66FF"/>
+        </w:rPr>
+        <w:t>'</w:t>
+      </w:r>
+      <w:r>
+        <w:rPr>
+          <w:color w:val="FF66FF"/>
+        </w:rPr>
+        <w:t xml:space="preserve">, </w:t>
+      </w:r>
+      <w:r>
+        <w:rPr>
+          <w:color w:val="FF66FF"/>
+        </w:rPr>
+        <w:t>exclusive = True</w:t>
       </w:r>
       <w:r>
         <w:rPr>
@@ -913,15 +931,7 @@
         <w:t>{</w:t>
       </w:r>
       <w:r>
-        <w:t xml:space="preserve">{ </w:t>
-      </w:r>
-      <w:proofErr w:type="spellStart"/>
-      <w:r>
-        <w:t>truefiling_serve_step.subject</w:t>
-      </w:r>
-      <w:proofErr w:type="spellEnd"/>
-      <w:r>
-        <w:t xml:space="preserve"> }</w:t>
+        <w:t>{ truefiling_serve_step.subject }</w:t>
       </w:r>
       <w:r>
         <w:t>}</w:t>
